--- a/docs/lista_louvores/Textos_Louvores/RUDE CRUZ.docx
+++ b/docs/lista_louvores/Textos_Louvores/RUDE CRUZ.docx
@@ -4,40 +4,19 @@
   <w:body>
     <w:p>
       <w:pPr>
-        <w:pStyle w:val="PargrafodaLista"/>
-        <w:numPr>
-          <w:ilvl w:val="0"/>
-          <w:numId w:val="1"/>
-        </w:numPr>
-        <w:autoSpaceDE w:val="0"/>
-        <w:autoSpaceDN w:val="0"/>
-        <w:adjustRightInd w:val="0"/>
-        <w:spacing w:before="120" w:after="120" w:line="240" w:lineRule="auto"/>
-        <w:ind w:left="646" w:hanging="357"/>
-        <w:contextualSpacing w:val="0"/>
-        <w:jc w:val="both"/>
+        <w:pStyle w:val="Ttulo1"/>
         <w:rPr>
           <w:rFonts w:ascii="Arial" w:hAnsi="Arial" w:cs="Arial"/>
         </w:rPr>
       </w:pPr>
       <w:r>
-        <w:rPr>
-          <w:color w:val="000000"/>
-          <w:sz w:val="28"/>
-          <w:szCs w:val="28"/>
-        </w:rPr>
         <w:t>Rude Cruz</w:t>
       </w:r>
     </w:p>
     <w:p>
       <w:pPr>
         <w:pStyle w:val="SemEspaamento"/>
-        <w:numPr>
-          <w:ilvl w:val="0"/>
-          <w:numId w:val="1"/>
-        </w:numPr>
         <w:spacing w:before="0"/>
-        <w:ind w:left="499" w:hanging="357"/>
         <w:rPr>
           <w:rFonts w:ascii="Times New Roman" w:hAnsi="Times New Roman"/>
           <w:sz w:val="24"/>
@@ -88,12 +67,7 @@
     <w:p>
       <w:pPr>
         <w:pStyle w:val="SemEspaamento"/>
-        <w:numPr>
-          <w:ilvl w:val="0"/>
-          <w:numId w:val="1"/>
-        </w:numPr>
         <w:spacing w:before="0"/>
-        <w:ind w:left="499" w:hanging="357"/>
         <w:rPr>
           <w:rFonts w:ascii="Times New Roman" w:hAnsi="Times New Roman"/>
           <w:b/>
@@ -220,12 +194,7 @@
     <w:p>
       <w:pPr>
         <w:pStyle w:val="SemEspaamento"/>
-        <w:numPr>
-          <w:ilvl w:val="0"/>
-          <w:numId w:val="1"/>
-        </w:numPr>
         <w:spacing w:before="0"/>
-        <w:ind w:left="499" w:hanging="357"/>
         <w:rPr>
           <w:rFonts w:ascii="Times New Roman" w:hAnsi="Times New Roman"/>
           <w:sz w:val="24"/>
@@ -306,16 +275,13 @@
     <w:p>
       <w:pPr>
         <w:pStyle w:val="SemEspaamento"/>
-        <w:numPr>
-          <w:ilvl w:val="0"/>
-          <w:numId w:val="1"/>
-        </w:numPr>
         <w:spacing w:before="0"/>
-        <w:ind w:left="499" w:hanging="357"/>
         <w:rPr>
           <w:rFonts w:ascii="Times New Roman" w:hAnsi="Times New Roman"/>
           <w:b/>
           <w:bCs/>
+          <w:i/>
+          <w:iCs/>
           <w:sz w:val="24"/>
           <w:szCs w:val="24"/>
           <w:u w:val="none"/>
@@ -326,6 +292,8 @@
           <w:rFonts w:ascii="Times New Roman" w:hAnsi="Times New Roman"/>
           <w:b/>
           <w:bCs/>
+          <w:i/>
+          <w:iCs/>
           <w:sz w:val="24"/>
           <w:szCs w:val="24"/>
           <w:u w:val="none"/>
@@ -336,12 +304,7 @@
     <w:p>
       <w:pPr>
         <w:pStyle w:val="SemEspaamento"/>
-        <w:numPr>
-          <w:ilvl w:val="0"/>
-          <w:numId w:val="1"/>
-        </w:numPr>
         <w:spacing w:before="0"/>
-        <w:ind w:left="499" w:hanging="357"/>
         <w:rPr>
           <w:rFonts w:ascii="Times New Roman" w:hAnsi="Times New Roman"/>
           <w:sz w:val="24"/>
@@ -402,16 +365,13 @@
     <w:p>
       <w:pPr>
         <w:pStyle w:val="SemEspaamento"/>
-        <w:numPr>
-          <w:ilvl w:val="0"/>
-          <w:numId w:val="1"/>
-        </w:numPr>
         <w:spacing w:before="0"/>
-        <w:ind w:left="499" w:hanging="357"/>
         <w:rPr>
           <w:rFonts w:ascii="Times New Roman" w:hAnsi="Times New Roman"/>
           <w:b/>
           <w:bCs/>
+          <w:i/>
+          <w:iCs/>
           <w:sz w:val="24"/>
           <w:szCs w:val="24"/>
           <w:u w:val="none"/>
@@ -422,6 +382,8 @@
           <w:rFonts w:ascii="Times New Roman" w:hAnsi="Times New Roman"/>
           <w:b/>
           <w:bCs/>
+          <w:i/>
+          <w:iCs/>
           <w:sz w:val="24"/>
           <w:szCs w:val="24"/>
           <w:u w:val="none"/>
@@ -432,12 +394,7 @@
     <w:p>
       <w:pPr>
         <w:pStyle w:val="SemEspaamento"/>
-        <w:numPr>
-          <w:ilvl w:val="0"/>
-          <w:numId w:val="1"/>
-        </w:numPr>
         <w:spacing w:before="0"/>
-        <w:ind w:left="499" w:hanging="357"/>
         <w:rPr>
           <w:rFonts w:ascii="Times New Roman" w:hAnsi="Times New Roman"/>
           <w:sz w:val="24"/>
@@ -488,16 +445,13 @@
     <w:p>
       <w:pPr>
         <w:pStyle w:val="SemEspaamento"/>
-        <w:numPr>
-          <w:ilvl w:val="0"/>
-          <w:numId w:val="1"/>
-        </w:numPr>
         <w:spacing w:before="0"/>
-        <w:ind w:left="499" w:hanging="357"/>
         <w:rPr>
           <w:rFonts w:ascii="Times New Roman" w:hAnsi="Times New Roman"/>
           <w:b/>
           <w:bCs/>
+          <w:i/>
+          <w:iCs/>
           <w:sz w:val="24"/>
           <w:szCs w:val="24"/>
           <w:u w:val="none"/>
@@ -508,6 +462,8 @@
           <w:rFonts w:ascii="Times New Roman" w:hAnsi="Times New Roman"/>
           <w:b/>
           <w:bCs/>
+          <w:i/>
+          <w:iCs/>
           <w:sz w:val="24"/>
           <w:szCs w:val="24"/>
           <w:u w:val="none"/>
@@ -515,7 +471,6 @@
         <w:t>[REFRÃO]</w:t>
       </w:r>
     </w:p>
-    <w:p/>
     <w:sectPr>
       <w:pgSz w:w="11906" w:h="16838"/>
       <w:pgMar w:top="1417" w:right="1701" w:bottom="1417" w:left="1701" w:header="708" w:footer="708" w:gutter="0"/>
